--- a/真题考点/天津/家长版/天津中考物理_给家长的备考说明_2022-2026.docx
+++ b/真题考点/天津/家长版/天津中考物理_给家长的备考说明_2022-2026.docx
@@ -4,509 +4,460 @@
   <w:body>
     <w:p>
       <w:pPr>
-        <w:spacing w:before="120" w:after="40"/>
-        <w:jc w:val="center"/>
+        <w:pStyle w:val="Title"/>
       </w:pPr>
       <w:r>
-        <w:rPr>
-          <w:rFonts w:ascii="Times New Roman" w:hAnsi="Times New Roman" w:eastAsia="黑体"/>
-          <w:b/>
-          <w:color w:val="1F3A5F"/>
-          <w:sz w:val="38"/>
-        </w:rPr>
-        <w:t>天津中考物理 · 给家长的备考说明</w:t>
+        <w:t>天津中考物理给家长的备考说明</w:t>
+      </w:r>
+    </w:p>
+    <w:p>
+      <w:r>
+        <w:t>2022至2026年资料核验修订  2026年10月21日</w:t>
+      </w:r>
+    </w:p>
+    <w:p>
+      <w:r>
+        <w:t>这份说明保留基础练习建议。原资料中的五年频次、固定题号和“必拿分”结论缺少完整逐题证据，已撤回。请根据孩子实际错题安排学习，不把旧统计当作考试预测或得分保证。</w:t>
       </w:r>
     </w:p>
     <w:p>
       <w:pPr>
-        <w:jc w:val="center"/>
+        <w:pStyle w:val="Heading1"/>
       </w:pPr>
       <w:r>
-        <w:rPr>
-          <w:rFonts w:ascii="Times New Roman" w:hAnsi="Times New Roman" w:eastAsia="宋体"/>
-          <w:b w:val="0"/>
-          <w:color w:val="595959"/>
-          <w:sz w:val="23"/>
-        </w:rPr>
-        <w:t>依据 2022—2026 五年真题梳理，告诉您孩子该把劲往哪使</w:t>
+        <w:t>一 先确认考试信息</w:t>
       </w:r>
     </w:p>
     <w:p>
       <w:r>
-        <w:rPr>
-          <w:rFonts w:ascii="Times New Roman" w:hAnsi="Times New Roman" w:eastAsia="宋体"/>
-          <w:b w:val="0"/>
-          <w:sz w:val="23"/>
-        </w:rPr>
-        <w:t>这份说明不堆题目、也不用专业术语，只把五年天津中考物理里最稳定的规律讲清楚：卷子长什么样、哪些分一定要拿到、哪些题量力而行、补习从哪入手。您看完心里就有数了。</w:t>
+        <w:t>考试时长、题量、分值和多选题计分规则，请核对对应年份的正式试卷或考试说明。正在核验的旧记录不能替代这些信息。</w:t>
       </w:r>
     </w:p>
     <w:p>
       <w:pPr>
-        <w:shd w:val="clear" w:fill="DEEBF7"/>
-        <w:spacing w:before="240" w:after="100"/>
+        <w:pStyle w:val="Heading1"/>
       </w:pPr>
       <w:r>
-        <w:rPr>
-          <w:rFonts w:ascii="Times New Roman" w:hAnsi="Times New Roman" w:eastAsia="黑体"/>
-          <w:b/>
-          <w:color w:val="1F3A5F"/>
-          <w:sz w:val="27"/>
-        </w:rPr>
-        <w:t>一、先看懂孩子要面对的这张卷子</w:t>
-      </w:r>
-    </w:p>
-    <w:p>
-      <w:r>
-        <w:rPr>
-          <w:rFonts w:ascii="Times New Roman" w:hAnsi="Times New Roman" w:eastAsia="宋体"/>
-          <w:b w:val="0"/>
-          <w:sz w:val="23"/>
-        </w:rPr>
-        <w:t xml:space="preserve">物理满分 </w:t>
-      </w:r>
-      <w:r>
-        <w:rPr>
-          <w:rFonts w:ascii="Times New Roman" w:hAnsi="Times New Roman" w:eastAsia="宋体"/>
-          <w:b/>
-          <w:sz w:val="23"/>
-        </w:rPr>
-        <w:t>100 分</w:t>
-      </w:r>
-      <w:r>
-        <w:rPr>
-          <w:rFonts w:ascii="Times New Roman" w:hAnsi="Times New Roman" w:eastAsia="宋体"/>
-          <w:b w:val="0"/>
-          <w:sz w:val="23"/>
-        </w:rPr>
-        <w:t xml:space="preserve">，和化学合在一场考，两场共用 </w:t>
-      </w:r>
-      <w:r>
-        <w:rPr>
-          <w:rFonts w:ascii="Times New Roman" w:hAnsi="Times New Roman" w:eastAsia="宋体"/>
-          <w:b/>
-          <w:sz w:val="23"/>
-        </w:rPr>
-        <w:t>120 分钟</w:t>
-      </w:r>
-      <w:r>
-        <w:rPr>
-          <w:rFonts w:ascii="Times New Roman" w:hAnsi="Times New Roman" w:eastAsia="宋体"/>
-          <w:b w:val="0"/>
-          <w:sz w:val="23"/>
-        </w:rPr>
-        <w:t xml:space="preserve">。全卷一共 </w:t>
-      </w:r>
-      <w:r>
-        <w:rPr>
-          <w:rFonts w:ascii="Times New Roman" w:hAnsi="Times New Roman" w:eastAsia="宋体"/>
-          <w:b/>
-          <w:sz w:val="23"/>
-        </w:rPr>
-        <w:t>25 道题</w:t>
-      </w:r>
-      <w:r>
-        <w:rPr>
-          <w:rFonts w:ascii="Times New Roman" w:hAnsi="Times New Roman" w:eastAsia="宋体"/>
-          <w:b w:val="0"/>
-          <w:sz w:val="23"/>
-        </w:rPr>
-        <w:t>：</w:t>
+        <w:t>二 先练基础知识</w:t>
       </w:r>
     </w:p>
     <w:tbl>
       <w:tblPr>
-        <w:tblStyle w:val="TableGrid"/>
         <w:tblW w:type="auto" w:w="0"/>
+        <w:jc w:val="center"/>
+        <w:tblLayout w:type="fixed"/>
         <w:tblLook w:firstColumn="1" w:firstRow="1" w:lastColumn="0" w:lastRow="0" w:noHBand="0" w:noVBand="1" w:val="04A0"/>
+        <w:tblBorders>
+          <w:top w:val="single" w:sz="4" w:color="D9D9D9"/>
+          <w:left w:val="single" w:sz="4" w:color="D9D9D9"/>
+          <w:bottom w:val="single" w:sz="4" w:color="D9D9D9"/>
+          <w:right w:val="single" w:sz="4" w:color="D9D9D9"/>
+          <w:insideH w:val="single" w:sz="4" w:color="D9D9D9"/>
+          <w:insideV w:val="single" w:sz="4" w:color="D9D9D9"/>
+        </w:tblBorders>
       </w:tblPr>
       <w:tblGrid>
-        <w:gridCol w:w="2466"/>
-        <w:gridCol w:w="2466"/>
-        <w:gridCol w:w="2466"/>
-        <w:gridCol w:w="2466"/>
+        <w:gridCol w:w="2268"/>
+        <w:gridCol w:w="3969"/>
+        <w:gridCol w:w="3969"/>
       </w:tblGrid>
       <w:tr>
         <w:trPr>
-          <w:tblHeader w:val="true"/>
+          <w:tblHeader/>
+          <w:cantSplit/>
         </w:trPr>
         <w:tc>
           <w:tcPr>
-            <w:tcW w:type="dxa" w:w="2466"/>
-            <w:shd w:val="clear" w:fill="1F4E79"/>
+            <w:tcW w:type="dxa" w:w="2268"/>
+            <w:vAlign w:val="center"/>
+            <w:tcMar>
+              <w:top w:w="70" w:type="dxa"/>
+              <w:left w:w="70" w:type="dxa"/>
+              <w:bottom w:w="70" w:type="dxa"/>
+              <w:right w:w="70" w:type="dxa"/>
+            </w:tcMar>
+            <w:shd w:fill="E8EEF5"/>
           </w:tcPr>
           <w:p>
             <w:pPr>
-              <w:spacing w:after="20"/>
+              <w:spacing w:after="0" w:line="252" w:lineRule="auto"/>
             </w:pPr>
-            <w:r/>
             <w:r>
               <w:rPr>
-                <w:rFonts w:ascii="Times New Roman" w:hAnsi="Times New Roman" w:eastAsia="黑体"/>
                 <w:b/>
-                <w:color w:val="FFFFFF"/>
-                <w:sz w:val="21"/>
+                <w:sz w:val="19"/>
               </w:rPr>
-              <w:t>题型</w:t>
+              <w:t>学习内容</w:t>
             </w:r>
           </w:p>
         </w:tc>
         <w:tc>
           <w:tcPr>
-            <w:tcW w:type="dxa" w:w="2466"/>
-            <w:shd w:val="clear" w:fill="1F4E79"/>
+            <w:tcW w:type="dxa" w:w="3969"/>
+            <w:vAlign w:val="center"/>
+            <w:tcMar>
+              <w:top w:w="70" w:type="dxa"/>
+              <w:left w:w="70" w:type="dxa"/>
+              <w:bottom w:w="70" w:type="dxa"/>
+              <w:right w:w="70" w:type="dxa"/>
+            </w:tcMar>
+            <w:shd w:fill="E8EEF5"/>
           </w:tcPr>
           <w:p>
             <w:pPr>
-              <w:spacing w:after="20"/>
+              <w:spacing w:after="0" w:line="252" w:lineRule="auto"/>
             </w:pPr>
-            <w:r/>
             <w:r>
               <w:rPr>
-                <w:rFonts w:ascii="Times New Roman" w:hAnsi="Times New Roman" w:eastAsia="黑体"/>
                 <w:b/>
-                <w:color w:val="FFFFFF"/>
-                <w:sz w:val="21"/>
+                <w:sz w:val="19"/>
               </w:rPr>
-              <w:t>数量</w:t>
+              <w:t>练习重点</w:t>
             </w:r>
           </w:p>
         </w:tc>
         <w:tc>
           <w:tcPr>
-            <w:tcW w:type="dxa" w:w="2466"/>
-            <w:shd w:val="clear" w:fill="1F4E79"/>
+            <w:tcW w:type="dxa" w:w="3969"/>
+            <w:vAlign w:val="center"/>
+            <w:tcMar>
+              <w:top w:w="70" w:type="dxa"/>
+              <w:left w:w="70" w:type="dxa"/>
+              <w:bottom w:w="70" w:type="dxa"/>
+              <w:right w:w="70" w:type="dxa"/>
+            </w:tcMar>
+            <w:shd w:fill="E8EEF5"/>
           </w:tcPr>
           <w:p>
             <w:pPr>
-              <w:spacing w:after="20"/>
+              <w:spacing w:after="0" w:line="252" w:lineRule="auto"/>
             </w:pPr>
-            <w:r/>
             <w:r>
               <w:rPr>
-                <w:rFonts w:ascii="Times New Roman" w:hAnsi="Times New Roman" w:eastAsia="黑体"/>
                 <w:b/>
-                <w:color w:val="FFFFFF"/>
-                <w:sz w:val="21"/>
+                <w:sz w:val="19"/>
               </w:rPr>
-              <w:t>分值</w:t>
+              <w:t>家长可检查的表现</w:t>
+            </w:r>
+          </w:p>
+        </w:tc>
+      </w:tr>
+      <w:tr>
+        <w:trPr>
+          <w:cantSplit/>
+        </w:trPr>
+        <w:tc>
+          <w:tcPr>
+            <w:tcW w:type="dxa" w:w="2268"/>
+            <w:vAlign w:val="center"/>
+            <w:tcMar>
+              <w:top w:w="70" w:type="dxa"/>
+              <w:left w:w="70" w:type="dxa"/>
+              <w:bottom w:w="70" w:type="dxa"/>
+              <w:right w:w="70" w:type="dxa"/>
+            </w:tcMar>
+            <w:shd w:fill="FFFFFF"/>
+          </w:tcPr>
+          <w:p>
+            <w:pPr>
+              <w:spacing w:after="0" w:line="252" w:lineRule="auto"/>
+            </w:pPr>
+            <w:r>
+              <w:rPr>
+                <w:b w:val="0"/>
+                <w:sz w:val="19"/>
+              </w:rPr>
+              <w:t>声 光 热与生活常识</w:t>
             </w:r>
           </w:p>
         </w:tc>
         <w:tc>
           <w:tcPr>
-            <w:tcW w:type="dxa" w:w="2466"/>
-            <w:shd w:val="clear" w:fill="1F4E79"/>
+            <w:tcW w:type="dxa" w:w="3969"/>
+            <w:vAlign w:val="center"/>
+            <w:tcMar>
+              <w:top w:w="70" w:type="dxa"/>
+              <w:left w:w="70" w:type="dxa"/>
+              <w:bottom w:w="70" w:type="dxa"/>
+              <w:right w:w="70" w:type="dxa"/>
+            </w:tcMar>
+            <w:shd w:fill="FFFFFF"/>
           </w:tcPr>
           <w:p>
             <w:pPr>
-              <w:spacing w:after="20"/>
+              <w:spacing w:after="0" w:line="252" w:lineRule="auto"/>
             </w:pPr>
-            <w:r/>
             <w:r>
               <w:rPr>
-                <w:rFonts w:ascii="Times New Roman" w:hAnsi="Times New Roman" w:eastAsia="黑体"/>
-                <w:b/>
-                <w:color w:val="FFFFFF"/>
-                <w:sz w:val="21"/>
+                <w:b w:val="0"/>
+                <w:sz w:val="19"/>
               </w:rPr>
-              <w:t>通俗解释</w:t>
+              <w:t>概念辨析与现象解释</w:t>
+            </w:r>
+          </w:p>
+        </w:tc>
+        <w:tc>
+          <w:tcPr>
+            <w:tcW w:type="dxa" w:w="3969"/>
+            <w:vAlign w:val="center"/>
+            <w:tcMar>
+              <w:top w:w="70" w:type="dxa"/>
+              <w:left w:w="70" w:type="dxa"/>
+              <w:bottom w:w="70" w:type="dxa"/>
+              <w:right w:w="70" w:type="dxa"/>
+            </w:tcMar>
+            <w:shd w:fill="FFFFFF"/>
+          </w:tcPr>
+          <w:p>
+            <w:pPr>
+              <w:spacing w:after="0" w:line="252" w:lineRule="auto"/>
+            </w:pPr>
+            <w:r>
+              <w:rPr>
+                <w:b w:val="0"/>
+                <w:sz w:val="19"/>
+              </w:rPr>
+              <w:t>先说物理过程，再选对应规律</w:t>
             </w:r>
           </w:p>
         </w:tc>
       </w:tr>
       <w:tr>
+        <w:trPr>
+          <w:cantSplit/>
+        </w:trPr>
         <w:tc>
           <w:tcPr>
-            <w:tcW w:type="dxa" w:w="2466"/>
+            <w:tcW w:type="dxa" w:w="2268"/>
+            <w:vAlign w:val="center"/>
+            <w:tcMar>
+              <w:top w:w="70" w:type="dxa"/>
+              <w:left w:w="70" w:type="dxa"/>
+              <w:bottom w:w="70" w:type="dxa"/>
+              <w:right w:w="70" w:type="dxa"/>
+            </w:tcMar>
+            <w:shd w:fill="F7F8FA"/>
           </w:tcPr>
           <w:p>
             <w:pPr>
-              <w:spacing w:after="20"/>
+              <w:spacing w:after="0" w:line="252" w:lineRule="auto"/>
             </w:pPr>
             <w:r>
               <w:rPr>
-                <w:rFonts w:ascii="Times New Roman" w:hAnsi="Times New Roman" w:eastAsia="宋体"/>
                 <w:b w:val="0"/>
-                <w:sz w:val="21"/>
+                <w:sz w:val="19"/>
               </w:rPr>
-              <w:t>单项选择</w:t>
+              <w:t>力学与电学基础</w:t>
             </w:r>
           </w:p>
         </w:tc>
         <w:tc>
           <w:tcPr>
-            <w:tcW w:type="dxa" w:w="2466"/>
+            <w:tcW w:type="dxa" w:w="3969"/>
+            <w:vAlign w:val="center"/>
+            <w:tcMar>
+              <w:top w:w="70" w:type="dxa"/>
+              <w:left w:w="70" w:type="dxa"/>
+              <w:bottom w:w="70" w:type="dxa"/>
+              <w:right w:w="70" w:type="dxa"/>
+            </w:tcMar>
+            <w:shd w:fill="F7F8FA"/>
           </w:tcPr>
           <w:p>
             <w:pPr>
-              <w:spacing w:after="20"/>
+              <w:spacing w:after="0" w:line="252" w:lineRule="auto"/>
             </w:pPr>
             <w:r>
               <w:rPr>
-                <w:rFonts w:ascii="Times New Roman" w:hAnsi="Times New Roman" w:eastAsia="宋体"/>
                 <w:b w:val="0"/>
-                <w:sz w:val="21"/>
+                <w:sz w:val="19"/>
               </w:rPr>
-              <w:t>10 道</w:t>
+              <w:t>受力图、电路图和单位换算</w:t>
             </w:r>
           </w:p>
         </w:tc>
         <w:tc>
           <w:tcPr>
-            <w:tcW w:type="dxa" w:w="2466"/>
+            <w:tcW w:type="dxa" w:w="3969"/>
+            <w:vAlign w:val="center"/>
+            <w:tcMar>
+              <w:top w:w="70" w:type="dxa"/>
+              <w:left w:w="70" w:type="dxa"/>
+              <w:bottom w:w="70" w:type="dxa"/>
+              <w:right w:w="70" w:type="dxa"/>
+            </w:tcMar>
+            <w:shd w:fill="F7F8FA"/>
           </w:tcPr>
           <w:p>
             <w:pPr>
-              <w:spacing w:after="20"/>
+              <w:spacing w:after="0" w:line="252" w:lineRule="auto"/>
             </w:pPr>
             <w:r>
               <w:rPr>
-                <w:rFonts w:ascii="Times New Roman" w:hAnsi="Times New Roman" w:eastAsia="宋体"/>
                 <w:b w:val="0"/>
-                <w:sz w:val="21"/>
+                <w:sz w:val="19"/>
               </w:rPr>
-              <w:t>每题 3 分，共 30 分</w:t>
+              <w:t>检查对象、方向、连接方式及单位</w:t>
+            </w:r>
+          </w:p>
+        </w:tc>
+      </w:tr>
+      <w:tr>
+        <w:trPr>
+          <w:cantSplit/>
+        </w:trPr>
+        <w:tc>
+          <w:tcPr>
+            <w:tcW w:type="dxa" w:w="2268"/>
+            <w:vAlign w:val="center"/>
+            <w:tcMar>
+              <w:top w:w="70" w:type="dxa"/>
+              <w:left w:w="70" w:type="dxa"/>
+              <w:bottom w:w="70" w:type="dxa"/>
+              <w:right w:w="70" w:type="dxa"/>
+            </w:tcMar>
+            <w:shd w:fill="FFFFFF"/>
+          </w:tcPr>
+          <w:p>
+            <w:pPr>
+              <w:spacing w:after="0" w:line="252" w:lineRule="auto"/>
+            </w:pPr>
+            <w:r>
+              <w:rPr>
+                <w:b w:val="0"/>
+                <w:sz w:val="19"/>
+              </w:rPr>
+              <w:t>实验与测量</w:t>
             </w:r>
           </w:p>
         </w:tc>
         <w:tc>
           <w:tcPr>
-            <w:tcW w:type="dxa" w:w="2466"/>
+            <w:tcW w:type="dxa" w:w="3969"/>
+            <w:vAlign w:val="center"/>
+            <w:tcMar>
+              <w:top w:w="70" w:type="dxa"/>
+              <w:left w:w="70" w:type="dxa"/>
+              <w:bottom w:w="70" w:type="dxa"/>
+              <w:right w:w="70" w:type="dxa"/>
+            </w:tcMar>
+            <w:shd w:fill="FFFFFF"/>
           </w:tcPr>
           <w:p>
             <w:pPr>
-              <w:spacing w:after="20"/>
+              <w:spacing w:after="0" w:line="252" w:lineRule="auto"/>
             </w:pPr>
             <w:r>
               <w:rPr>
-                <w:rFonts w:ascii="Times New Roman" w:hAnsi="Times New Roman" w:eastAsia="宋体"/>
                 <w:b w:val="0"/>
-                <w:sz w:val="21"/>
+                <w:sz w:val="19"/>
               </w:rPr>
-              <w:t>四选一</w:t>
+              <w:t>读数、作图和控制变量</w:t>
+            </w:r>
+          </w:p>
+        </w:tc>
+        <w:tc>
+          <w:tcPr>
+            <w:tcW w:type="dxa" w:w="3969"/>
+            <w:vAlign w:val="center"/>
+            <w:tcMar>
+              <w:top w:w="70" w:type="dxa"/>
+              <w:left w:w="70" w:type="dxa"/>
+              <w:bottom w:w="70" w:type="dxa"/>
+              <w:right w:w="70" w:type="dxa"/>
+            </w:tcMar>
+            <w:shd w:fill="FFFFFF"/>
+          </w:tcPr>
+          <w:p>
+            <w:pPr>
+              <w:spacing w:after="0" w:line="252" w:lineRule="auto"/>
+            </w:pPr>
+            <w:r>
+              <w:rPr>
+                <w:b w:val="0"/>
+                <w:sz w:val="19"/>
+              </w:rPr>
+              <w:t>区分操作、观察结果与结论</w:t>
             </w:r>
           </w:p>
         </w:tc>
       </w:tr>
       <w:tr>
+        <w:trPr>
+          <w:cantSplit/>
+        </w:trPr>
         <w:tc>
           <w:tcPr>
-            <w:tcW w:type="dxa" w:w="2466"/>
+            <w:tcW w:type="dxa" w:w="2268"/>
+            <w:vAlign w:val="center"/>
+            <w:tcMar>
+              <w:top w:w="70" w:type="dxa"/>
+              <w:left w:w="70" w:type="dxa"/>
+              <w:bottom w:w="70" w:type="dxa"/>
+              <w:right w:w="70" w:type="dxa"/>
+            </w:tcMar>
+            <w:shd w:fill="F7F8FA"/>
           </w:tcPr>
           <w:p>
             <w:pPr>
-              <w:spacing w:after="20"/>
+              <w:spacing w:after="0" w:line="252" w:lineRule="auto"/>
             </w:pPr>
             <w:r>
               <w:rPr>
-                <w:rFonts w:ascii="Times New Roman" w:hAnsi="Times New Roman" w:eastAsia="宋体"/>
                 <w:b w:val="0"/>
-                <w:sz w:val="21"/>
+                <w:sz w:val="19"/>
               </w:rPr>
-              <w:t>多项选择</w:t>
+              <w:t>热量与效率</w:t>
             </w:r>
           </w:p>
         </w:tc>
         <w:tc>
           <w:tcPr>
-            <w:tcW w:type="dxa" w:w="2466"/>
+            <w:tcW w:type="dxa" w:w="3969"/>
+            <w:vAlign w:val="center"/>
+            <w:tcMar>
+              <w:top w:w="70" w:type="dxa"/>
+              <w:left w:w="70" w:type="dxa"/>
+              <w:bottom w:w="70" w:type="dxa"/>
+              <w:right w:w="70" w:type="dxa"/>
+            </w:tcMar>
+            <w:shd w:fill="F7F8FA"/>
           </w:tcPr>
           <w:p>
             <w:pPr>
-              <w:spacing w:after="20"/>
+              <w:spacing w:after="0" w:line="252" w:lineRule="auto"/>
             </w:pPr>
             <w:r>
               <w:rPr>
-                <w:rFonts w:ascii="Times New Roman" w:hAnsi="Times New Roman" w:eastAsia="宋体"/>
                 <w:b w:val="0"/>
-                <w:sz w:val="21"/>
+                <w:sz w:val="19"/>
               </w:rPr>
-              <w:t>3 道</w:t>
+              <w:t>列已知量、用条件选公式</w:t>
             </w:r>
           </w:p>
         </w:tc>
         <w:tc>
           <w:tcPr>
-            <w:tcW w:type="dxa" w:w="2466"/>
+            <w:tcW w:type="dxa" w:w="3969"/>
+            <w:vAlign w:val="center"/>
+            <w:tcMar>
+              <w:top w:w="70" w:type="dxa"/>
+              <w:left w:w="70" w:type="dxa"/>
+              <w:bottom w:w="70" w:type="dxa"/>
+              <w:right w:w="70" w:type="dxa"/>
+            </w:tcMar>
+            <w:shd w:fill="F7F8FA"/>
           </w:tcPr>
           <w:p>
             <w:pPr>
-              <w:spacing w:after="20"/>
+              <w:spacing w:after="0" w:line="252" w:lineRule="auto"/>
             </w:pPr>
             <w:r>
               <w:rPr>
-                <w:rFonts w:ascii="Times New Roman" w:hAnsi="Times New Roman" w:eastAsia="宋体"/>
                 <w:b w:val="0"/>
-                <w:sz w:val="21"/>
+                <w:sz w:val="19"/>
               </w:rPr>
-              <w:t>每题 3 分，共 9 分</w:t>
-            </w:r>
-          </w:p>
-        </w:tc>
-        <w:tc>
-          <w:tcPr>
-            <w:tcW w:type="dxa" w:w="2466"/>
-          </w:tcPr>
-          <w:p>
-            <w:pPr>
-              <w:spacing w:after="20"/>
-            </w:pPr>
-            <w:r>
-              <w:rPr>
-                <w:rFonts w:ascii="Times New Roman" w:hAnsi="Times New Roman" w:eastAsia="宋体"/>
-                <w:b w:val="0"/>
-                <w:sz w:val="21"/>
-              </w:rPr>
-              <w:t>每题有两个以上答案</w:t>
-            </w:r>
-          </w:p>
-        </w:tc>
-      </w:tr>
-      <w:tr>
-        <w:tc>
-          <w:tcPr>
-            <w:tcW w:type="dxa" w:w="2466"/>
-          </w:tcPr>
-          <w:p>
-            <w:pPr>
-              <w:spacing w:after="20"/>
-            </w:pPr>
-            <w:r>
-              <w:rPr>
-                <w:rFonts w:ascii="Times New Roman" w:hAnsi="Times New Roman" w:eastAsia="宋体"/>
-                <w:b w:val="0"/>
-                <w:sz w:val="21"/>
-              </w:rPr>
-              <w:t>填空题</w:t>
-            </w:r>
-          </w:p>
-        </w:tc>
-        <w:tc>
-          <w:tcPr>
-            <w:tcW w:type="dxa" w:w="2466"/>
-          </w:tcPr>
-          <w:p>
-            <w:pPr>
-              <w:spacing w:after="20"/>
-            </w:pPr>
-            <w:r>
-              <w:rPr>
-                <w:rFonts w:ascii="Times New Roman" w:hAnsi="Times New Roman" w:eastAsia="宋体"/>
-                <w:b w:val="0"/>
-                <w:sz w:val="21"/>
-              </w:rPr>
-              <w:t>6 道</w:t>
-            </w:r>
-          </w:p>
-        </w:tc>
-        <w:tc>
-          <w:tcPr>
-            <w:tcW w:type="dxa" w:w="2466"/>
-          </w:tcPr>
-          <w:p>
-            <w:pPr>
-              <w:spacing w:after="20"/>
-            </w:pPr>
-            <w:r>
-              <w:rPr>
-                <w:rFonts w:ascii="Times New Roman" w:hAnsi="Times New Roman" w:eastAsia="宋体"/>
-                <w:b w:val="0"/>
-                <w:sz w:val="21"/>
-              </w:rPr>
-              <w:t>每题 4 分，共 24 分</w:t>
-            </w:r>
-          </w:p>
-        </w:tc>
-        <w:tc>
-          <w:tcPr>
-            <w:tcW w:type="dxa" w:w="2466"/>
-          </w:tcPr>
-          <w:p>
-            <w:pPr>
-              <w:spacing w:after="20"/>
-            </w:pPr>
-            <w:r>
-              <w:rPr>
-                <w:rFonts w:ascii="Times New Roman" w:hAnsi="Times New Roman" w:eastAsia="宋体"/>
-                <w:b w:val="0"/>
-                <w:sz w:val="21"/>
-              </w:rPr>
-              <w:t>填结果</w:t>
-            </w:r>
-          </w:p>
-        </w:tc>
-      </w:tr>
-      <w:tr>
-        <w:tc>
-          <w:tcPr>
-            <w:tcW w:type="dxa" w:w="2466"/>
-          </w:tcPr>
-          <w:p>
-            <w:pPr>
-              <w:spacing w:after="20"/>
-            </w:pPr>
-            <w:r>
-              <w:rPr>
-                <w:rFonts w:ascii="Times New Roman" w:hAnsi="Times New Roman" w:eastAsia="宋体"/>
-                <w:b w:val="0"/>
-                <w:sz w:val="21"/>
-              </w:rPr>
-              <w:t>综合题</w:t>
-            </w:r>
-          </w:p>
-        </w:tc>
-        <w:tc>
-          <w:tcPr>
-            <w:tcW w:type="dxa" w:w="2466"/>
-          </w:tcPr>
-          <w:p>
-            <w:pPr>
-              <w:spacing w:after="20"/>
-            </w:pPr>
-            <w:r>
-              <w:rPr>
-                <w:rFonts w:ascii="Times New Roman" w:hAnsi="Times New Roman" w:eastAsia="宋体"/>
-                <w:b w:val="0"/>
-                <w:sz w:val="21"/>
-              </w:rPr>
-              <w:t>6 道</w:t>
-            </w:r>
-          </w:p>
-        </w:tc>
-        <w:tc>
-          <w:tcPr>
-            <w:tcW w:type="dxa" w:w="2466"/>
-          </w:tcPr>
-          <w:p>
-            <w:pPr>
-              <w:spacing w:after="20"/>
-            </w:pPr>
-            <w:r>
-              <w:rPr>
-                <w:rFonts w:ascii="Times New Roman" w:hAnsi="Times New Roman" w:eastAsia="宋体"/>
-                <w:b w:val="0"/>
-                <w:sz w:val="21"/>
-              </w:rPr>
-              <w:t>共 37 分</w:t>
-            </w:r>
-          </w:p>
-        </w:tc>
-        <w:tc>
-          <w:tcPr>
-            <w:tcW w:type="dxa" w:w="2466"/>
-          </w:tcPr>
-          <w:p>
-            <w:pPr>
-              <w:spacing w:after="20"/>
-            </w:pPr>
-            <w:r>
-              <w:rPr>
-                <w:rFonts w:ascii="Times New Roman" w:hAnsi="Times New Roman" w:eastAsia="宋体"/>
-                <w:b w:val="0"/>
-                <w:sz w:val="21"/>
-              </w:rPr>
-              <w:t>计算、实验、作图，要写过程</w:t>
+              <w:t>核对单位、能量去向和结果范围</w:t>
             </w:r>
           </w:p>
         </w:tc>
@@ -514,1094 +465,61 @@
     </w:tbl>
     <w:p>
       <w:pPr>
-        <w:shd w:val="clear" w:fill="FFF2CC"/>
-        <w:spacing w:before="80" w:after="120"/>
-        <w:ind w:left="170" w:right="170"/>
+        <w:spacing w:after="40"/>
+      </w:pPr>
+    </w:p>
+    <w:p>
+      <w:pPr>
+        <w:pStyle w:val="Heading1"/>
       </w:pPr>
       <w:r>
-        <w:rPr>
-          <w:rFonts w:ascii="Times New Roman" w:hAnsi="Times New Roman" w:eastAsia="宋体"/>
-          <w:b w:val="0"/>
-          <w:sz w:val="22"/>
-        </w:rPr>
-        <w:t>特别提醒多选题的计分规则：全部选对得 3 分，选对但不全得 1 分，选错或不选得 0 分。拿不准时，只选自己最有把握的选项，至少稳拿 1 分；一旦多选一个错的就是 0 分。要教孩子“宁缺毋滥”。</w:t>
+        <w:t>三 综合题逐步练</w:t>
+      </w:r>
+    </w:p>
+    <w:p>
+      <w:r>
+        <w:t>浮力、密度测量和电路设计可以先拆成受力、浮沉条件、测量关系或电路连接等小问题。多选题先阅读当次试卷的评分规则，再判断每个选项。</w:t>
+      </w:r>
+    </w:p>
+    <w:p>
+      <w:r>
+        <w:t>先让孩子独立读题、说出条件，完成能解释依据的小问；遇到卡点，再回到对应基础知识。练习后检查中间步骤，不只看最后答案。</w:t>
       </w:r>
     </w:p>
     <w:p>
       <w:pPr>
-        <w:shd w:val="clear" w:fill="DEEBF7"/>
-        <w:spacing w:before="240" w:after="100"/>
+        <w:pStyle w:val="Heading1"/>
       </w:pPr>
       <w:r>
-        <w:rPr>
-          <w:rFonts w:ascii="Times New Roman" w:hAnsi="Times New Roman" w:eastAsia="黑体"/>
-          <w:b/>
-          <w:color w:val="1F3A5F"/>
-          <w:sz w:val="27"/>
-        </w:rPr>
-        <w:t>二、哪些分一定要拿到（基础盘，约 60 分）</w:t>
+        <w:t>四 历年规律仍待核实</w:t>
       </w:r>
     </w:p>
-    <w:tbl>
-      <w:tblPr>
-        <w:tblStyle w:val="TableGrid"/>
-        <w:tblW w:type="auto" w:w="0"/>
-        <w:tblLook w:firstColumn="1" w:firstRow="1" w:lastColumn="0" w:lastRow="0" w:noHBand="0" w:noVBand="1" w:val="04A0"/>
-      </w:tblPr>
-      <w:tblGrid>
-        <w:gridCol w:w="2466"/>
-        <w:gridCol w:w="2466"/>
-        <w:gridCol w:w="2466"/>
-        <w:gridCol w:w="2466"/>
-      </w:tblGrid>
-      <w:tr>
-        <w:trPr>
-          <w:tblHeader w:val="true"/>
-        </w:trPr>
-        <w:tc>
-          <w:tcPr>
-            <w:tcW w:type="dxa" w:w="2466"/>
-            <w:shd w:val="clear" w:fill="1F4E79"/>
-          </w:tcPr>
-          <w:p>
-            <w:pPr>
-              <w:spacing w:after="20"/>
-            </w:pPr>
-            <w:r/>
-            <w:r>
-              <w:rPr>
-                <w:rFonts w:ascii="Times New Roman" w:hAnsi="Times New Roman" w:eastAsia="黑体"/>
-                <w:b/>
-                <w:color w:val="FFFFFF"/>
-                <w:sz w:val="21"/>
-              </w:rPr>
-              <w:t>位置</w:t>
-            </w:r>
-          </w:p>
-        </w:tc>
-        <w:tc>
-          <w:tcPr>
-            <w:tcW w:type="dxa" w:w="2466"/>
-            <w:shd w:val="clear" w:fill="1F4E79"/>
-          </w:tcPr>
-          <w:p>
-            <w:pPr>
-              <w:spacing w:after="20"/>
-            </w:pPr>
-            <w:r/>
-            <w:r>
-              <w:rPr>
-                <w:rFonts w:ascii="Times New Roman" w:hAnsi="Times New Roman" w:eastAsia="黑体"/>
-                <w:b/>
-                <w:color w:val="FFFFFF"/>
-                <w:sz w:val="21"/>
-              </w:rPr>
-              <w:t>考什么</w:t>
-            </w:r>
-          </w:p>
-        </w:tc>
-        <w:tc>
-          <w:tcPr>
-            <w:tcW w:type="dxa" w:w="2466"/>
-            <w:shd w:val="clear" w:fill="1F4E79"/>
-          </w:tcPr>
-          <w:p>
-            <w:pPr>
-              <w:spacing w:after="20"/>
-            </w:pPr>
-            <w:r/>
-            <w:r>
-              <w:rPr>
-                <w:rFonts w:ascii="Times New Roman" w:hAnsi="Times New Roman" w:eastAsia="黑体"/>
-                <w:b/>
-                <w:color w:val="FFFFFF"/>
-                <w:sz w:val="21"/>
-              </w:rPr>
-              <w:t>分值</w:t>
-            </w:r>
-          </w:p>
-        </w:tc>
-        <w:tc>
-          <w:tcPr>
-            <w:tcW w:type="dxa" w:w="2466"/>
-            <w:shd w:val="clear" w:fill="1F4E79"/>
-          </w:tcPr>
-          <w:p>
-            <w:pPr>
-              <w:spacing w:after="20"/>
-            </w:pPr>
-            <w:r/>
-            <w:r>
-              <w:rPr>
-                <w:rFonts w:ascii="Times New Roman" w:hAnsi="Times New Roman" w:eastAsia="黑体"/>
-                <w:b/>
-                <w:color w:val="FFFFFF"/>
-                <w:sz w:val="21"/>
-              </w:rPr>
-              <w:t>说明</w:t>
-            </w:r>
-          </w:p>
-        </w:tc>
-      </w:tr>
-      <w:tr>
-        <w:tc>
-          <w:tcPr>
-            <w:tcW w:type="dxa" w:w="2466"/>
-          </w:tcPr>
-          <w:p>
-            <w:pPr>
-              <w:spacing w:after="20"/>
-            </w:pPr>
-            <w:r>
-              <w:rPr>
-                <w:rFonts w:ascii="Times New Roman" w:hAnsi="Times New Roman" w:eastAsia="宋体"/>
-                <w:b w:val="0"/>
-                <w:sz w:val="21"/>
-              </w:rPr>
-              <w:t>单选第 1 题</w:t>
-            </w:r>
-          </w:p>
-        </w:tc>
-        <w:tc>
-          <w:tcPr>
-            <w:tcW w:type="dxa" w:w="2466"/>
-          </w:tcPr>
-          <w:p>
-            <w:pPr>
-              <w:spacing w:after="20"/>
-            </w:pPr>
-            <w:r>
-              <w:rPr>
-                <w:rFonts w:ascii="Times New Roman" w:hAnsi="Times New Roman" w:eastAsia="宋体"/>
-                <w:b w:val="0"/>
-                <w:sz w:val="21"/>
-              </w:rPr>
-              <w:t>声现象（音调、响度、音色、噪声）</w:t>
-            </w:r>
-          </w:p>
-        </w:tc>
-        <w:tc>
-          <w:tcPr>
-            <w:tcW w:type="dxa" w:w="2466"/>
-          </w:tcPr>
-          <w:p>
-            <w:pPr>
-              <w:spacing w:after="20"/>
-            </w:pPr>
-            <w:r>
-              <w:rPr>
-                <w:rFonts w:ascii="Times New Roman" w:hAnsi="Times New Roman" w:eastAsia="宋体"/>
-                <w:b w:val="0"/>
-                <w:sz w:val="21"/>
-              </w:rPr>
-              <w:t>3 分</w:t>
-            </w:r>
-          </w:p>
-        </w:tc>
-        <w:tc>
-          <w:tcPr>
-            <w:tcW w:type="dxa" w:w="2466"/>
-          </w:tcPr>
-          <w:p>
-            <w:pPr>
-              <w:spacing w:after="20"/>
-            </w:pPr>
-            <w:r>
-              <w:rPr>
-                <w:rFonts w:ascii="Times New Roman" w:hAnsi="Times New Roman" w:eastAsia="宋体"/>
-                <w:b w:val="0"/>
-                <w:sz w:val="21"/>
-              </w:rPr>
-              <w:t>年年第 1 题，基础</w:t>
-            </w:r>
-          </w:p>
-        </w:tc>
-      </w:tr>
-      <w:tr>
-        <w:tc>
-          <w:tcPr>
-            <w:tcW w:type="dxa" w:w="2466"/>
-          </w:tcPr>
-          <w:p>
-            <w:pPr>
-              <w:spacing w:after="20"/>
-            </w:pPr>
-            <w:r>
-              <w:rPr>
-                <w:rFonts w:ascii="Times New Roman" w:hAnsi="Times New Roman" w:eastAsia="宋体"/>
-                <w:b w:val="0"/>
-                <w:sz w:val="21"/>
-              </w:rPr>
-              <w:t>单选第 2—7 题</w:t>
-            </w:r>
-          </w:p>
-        </w:tc>
-        <w:tc>
-          <w:tcPr>
-            <w:tcW w:type="dxa" w:w="2466"/>
-          </w:tcPr>
-          <w:p>
-            <w:pPr>
-              <w:spacing w:after="20"/>
-            </w:pPr>
-            <w:r>
-              <w:rPr>
-                <w:rFonts w:ascii="Times New Roman" w:hAnsi="Times New Roman" w:eastAsia="宋体"/>
-                <w:b w:val="0"/>
-                <w:sz w:val="21"/>
-              </w:rPr>
-              <w:t>物态变化、光现象、生活估测、安全用电等</w:t>
-            </w:r>
-          </w:p>
-        </w:tc>
-        <w:tc>
-          <w:tcPr>
-            <w:tcW w:type="dxa" w:w="2466"/>
-          </w:tcPr>
-          <w:p>
-            <w:pPr>
-              <w:spacing w:after="20"/>
-            </w:pPr>
-            <w:r>
-              <w:rPr>
-                <w:rFonts w:ascii="Times New Roman" w:hAnsi="Times New Roman" w:eastAsia="宋体"/>
-                <w:b w:val="0"/>
-                <w:sz w:val="21"/>
-              </w:rPr>
-              <w:t>每题 3 分</w:t>
-            </w:r>
-          </w:p>
-        </w:tc>
-        <w:tc>
-          <w:tcPr>
-            <w:tcW w:type="dxa" w:w="2466"/>
-          </w:tcPr>
-          <w:p>
-            <w:pPr>
-              <w:spacing w:after="20"/>
-            </w:pPr>
-            <w:r>
-              <w:rPr>
-                <w:rFonts w:ascii="Times New Roman" w:hAnsi="Times New Roman" w:eastAsia="宋体"/>
-                <w:b w:val="0"/>
-                <w:sz w:val="21"/>
-              </w:rPr>
-              <w:t>固定考点，贴近生活</w:t>
-            </w:r>
-          </w:p>
-        </w:tc>
-      </w:tr>
-      <w:tr>
-        <w:tc>
-          <w:tcPr>
-            <w:tcW w:type="dxa" w:w="2466"/>
-          </w:tcPr>
-          <w:p>
-            <w:pPr>
-              <w:spacing w:after="20"/>
-            </w:pPr>
-            <w:r>
-              <w:rPr>
-                <w:rFonts w:ascii="Times New Roman" w:hAnsi="Times New Roman" w:eastAsia="宋体"/>
-                <w:b w:val="0"/>
-                <w:sz w:val="21"/>
-              </w:rPr>
-              <w:t>多选第 11 题</w:t>
-            </w:r>
-          </w:p>
-        </w:tc>
-        <w:tc>
-          <w:tcPr>
-            <w:tcW w:type="dxa" w:w="2466"/>
-          </w:tcPr>
-          <w:p>
-            <w:pPr>
-              <w:spacing w:after="20"/>
-            </w:pPr>
-            <w:r>
-              <w:rPr>
-                <w:rFonts w:ascii="Times New Roman" w:hAnsi="Times New Roman" w:eastAsia="宋体"/>
-                <w:b w:val="0"/>
-                <w:sz w:val="21"/>
-              </w:rPr>
-              <w:t>凸透镜成像规律</w:t>
-            </w:r>
-          </w:p>
-        </w:tc>
-        <w:tc>
-          <w:tcPr>
-            <w:tcW w:type="dxa" w:w="2466"/>
-          </w:tcPr>
-          <w:p>
-            <w:pPr>
-              <w:spacing w:after="20"/>
-            </w:pPr>
-            <w:r>
-              <w:rPr>
-                <w:rFonts w:ascii="Times New Roman" w:hAnsi="Times New Roman" w:eastAsia="宋体"/>
-                <w:b w:val="0"/>
-                <w:sz w:val="21"/>
-              </w:rPr>
-              <w:t>3 分</w:t>
-            </w:r>
-          </w:p>
-        </w:tc>
-        <w:tc>
-          <w:tcPr>
-            <w:tcW w:type="dxa" w:w="2466"/>
-          </w:tcPr>
-          <w:p>
-            <w:pPr>
-              <w:spacing w:after="20"/>
-            </w:pPr>
-            <w:r>
-              <w:rPr>
-                <w:rFonts w:ascii="Times New Roman" w:hAnsi="Times New Roman" w:eastAsia="宋体"/>
-                <w:b w:val="0"/>
-                <w:sz w:val="21"/>
-              </w:rPr>
-              <w:t>年年考、位置固定，有规律可记</w:t>
-            </w:r>
-          </w:p>
-        </w:tc>
-      </w:tr>
-      <w:tr>
-        <w:tc>
-          <w:tcPr>
-            <w:tcW w:type="dxa" w:w="2466"/>
-          </w:tcPr>
-          <w:p>
-            <w:pPr>
-              <w:spacing w:after="20"/>
-            </w:pPr>
-            <w:r>
-              <w:rPr>
-                <w:rFonts w:ascii="Times New Roman" w:hAnsi="Times New Roman" w:eastAsia="宋体"/>
-                <w:b w:val="0"/>
-                <w:sz w:val="21"/>
-              </w:rPr>
-              <w:t>填空第 14—18 题</w:t>
-            </w:r>
-          </w:p>
-        </w:tc>
-        <w:tc>
-          <w:tcPr>
-            <w:tcW w:type="dxa" w:w="2466"/>
-          </w:tcPr>
-          <w:p>
-            <w:pPr>
-              <w:spacing w:after="20"/>
-            </w:pPr>
-            <w:r>
-              <w:rPr>
-                <w:rFonts w:ascii="Times New Roman" w:hAnsi="Times New Roman" w:eastAsia="宋体"/>
-                <w:b w:val="0"/>
-                <w:sz w:val="21"/>
-              </w:rPr>
-              <w:t>光、电与磁、家庭电路、简单机械等基础空</w:t>
-            </w:r>
-          </w:p>
-        </w:tc>
-        <w:tc>
-          <w:tcPr>
-            <w:tcW w:type="dxa" w:w="2466"/>
-          </w:tcPr>
-          <w:p>
-            <w:pPr>
-              <w:spacing w:after="20"/>
-            </w:pPr>
-            <w:r>
-              <w:rPr>
-                <w:rFonts w:ascii="Times New Roman" w:hAnsi="Times New Roman" w:eastAsia="宋体"/>
-                <w:b w:val="0"/>
-                <w:sz w:val="21"/>
-              </w:rPr>
-              <w:t>每题 4 分</w:t>
-            </w:r>
-          </w:p>
-        </w:tc>
-        <w:tc>
-          <w:tcPr>
-            <w:tcW w:type="dxa" w:w="2466"/>
-          </w:tcPr>
-          <w:p>
-            <w:pPr>
-              <w:spacing w:after="20"/>
-            </w:pPr>
-            <w:r>
-              <w:rPr>
-                <w:rFonts w:ascii="Times New Roman" w:hAnsi="Times New Roman" w:eastAsia="宋体"/>
-                <w:b w:val="0"/>
-                <w:sz w:val="21"/>
-              </w:rPr>
-              <w:t>每个空通常不难</w:t>
-            </w:r>
-          </w:p>
-        </w:tc>
-      </w:tr>
-      <w:tr>
-        <w:tc>
-          <w:tcPr>
-            <w:tcW w:type="dxa" w:w="2466"/>
-          </w:tcPr>
-          <w:p>
-            <w:pPr>
-              <w:spacing w:after="20"/>
-            </w:pPr>
-            <w:r>
-              <w:rPr>
-                <w:rFonts w:ascii="Times New Roman" w:hAnsi="Times New Roman" w:eastAsia="宋体"/>
-                <w:b w:val="0"/>
-                <w:sz w:val="21"/>
-              </w:rPr>
-              <w:t>综合第 20 题</w:t>
-            </w:r>
-          </w:p>
-        </w:tc>
-        <w:tc>
-          <w:tcPr>
-            <w:tcW w:type="dxa" w:w="2466"/>
-          </w:tcPr>
-          <w:p>
-            <w:pPr>
-              <w:spacing w:after="20"/>
-            </w:pPr>
-            <w:r>
-              <w:rPr>
-                <w:rFonts w:ascii="Times New Roman" w:hAnsi="Times New Roman" w:eastAsia="宋体"/>
-                <w:b w:val="0"/>
-                <w:sz w:val="21"/>
-              </w:rPr>
-              <w:t>电热计算（水升温吸热、加热效率）</w:t>
-            </w:r>
-          </w:p>
-        </w:tc>
-        <w:tc>
-          <w:tcPr>
-            <w:tcW w:type="dxa" w:w="2466"/>
-          </w:tcPr>
-          <w:p>
-            <w:pPr>
-              <w:spacing w:after="20"/>
-            </w:pPr>
-            <w:r>
-              <w:rPr>
-                <w:rFonts w:ascii="Times New Roman" w:hAnsi="Times New Roman" w:eastAsia="宋体"/>
-                <w:b w:val="0"/>
-                <w:sz w:val="21"/>
-              </w:rPr>
-              <w:t>7 分</w:t>
-            </w:r>
-          </w:p>
-        </w:tc>
-        <w:tc>
-          <w:tcPr>
-            <w:tcW w:type="dxa" w:w="2466"/>
-          </w:tcPr>
-          <w:p>
-            <w:pPr>
-              <w:spacing w:after="20"/>
-            </w:pPr>
-            <w:r>
-              <w:rPr>
-                <w:rFonts w:ascii="Times New Roman" w:hAnsi="Times New Roman" w:eastAsia="宋体"/>
-                <w:b w:val="0"/>
-                <w:sz w:val="21"/>
-              </w:rPr>
-              <w:t>年年同套路，最稳的大题</w:t>
-            </w:r>
-          </w:p>
-        </w:tc>
-      </w:tr>
-      <w:tr>
-        <w:tc>
-          <w:tcPr>
-            <w:tcW w:type="dxa" w:w="2466"/>
-          </w:tcPr>
-          <w:p>
-            <w:pPr>
-              <w:spacing w:after="20"/>
-            </w:pPr>
-            <w:r>
-              <w:rPr>
-                <w:rFonts w:ascii="Times New Roman" w:hAnsi="Times New Roman" w:eastAsia="宋体"/>
-                <w:b w:val="0"/>
-                <w:sz w:val="21"/>
-              </w:rPr>
-              <w:t>综合第 21、22 题</w:t>
-            </w:r>
-          </w:p>
-        </w:tc>
-        <w:tc>
-          <w:tcPr>
-            <w:tcW w:type="dxa" w:w="2466"/>
-          </w:tcPr>
-          <w:p>
-            <w:pPr>
-              <w:spacing w:after="20"/>
-            </w:pPr>
-            <w:r>
-              <w:rPr>
-                <w:rFonts w:ascii="Times New Roman" w:hAnsi="Times New Roman" w:eastAsia="宋体"/>
-                <w:b w:val="0"/>
-                <w:sz w:val="21"/>
-              </w:rPr>
-              <w:t>基本测量、杠杆、基础实验</w:t>
-            </w:r>
-          </w:p>
-        </w:tc>
-        <w:tc>
-          <w:tcPr>
-            <w:tcW w:type="dxa" w:w="2466"/>
-          </w:tcPr>
-          <w:p>
-            <w:pPr>
-              <w:spacing w:after="20"/>
-            </w:pPr>
-            <w:r>
-              <w:rPr>
-                <w:rFonts w:ascii="Times New Roman" w:hAnsi="Times New Roman" w:eastAsia="宋体"/>
-                <w:b w:val="0"/>
-                <w:sz w:val="21"/>
-              </w:rPr>
-              <w:t>每题 6 分</w:t>
-            </w:r>
-          </w:p>
-        </w:tc>
-        <w:tc>
-          <w:tcPr>
-            <w:tcW w:type="dxa" w:w="2466"/>
-          </w:tcPr>
-          <w:p>
-            <w:pPr>
-              <w:spacing w:after="20"/>
-            </w:pPr>
-            <w:r>
-              <w:rPr>
-                <w:rFonts w:ascii="Times New Roman" w:hAnsi="Times New Roman" w:eastAsia="宋体"/>
-                <w:b w:val="0"/>
-                <w:sz w:val="21"/>
-              </w:rPr>
-              <w:t>考读数、画图和常见实验</w:t>
-            </w:r>
-          </w:p>
-        </w:tc>
-      </w:tr>
-    </w:tbl>
     <w:p>
       <w:r>
-        <w:rPr>
-          <w:rFonts w:ascii="Times New Roman" w:hAnsi="Times New Roman" w:eastAsia="宋体"/>
-          <w:b w:val="0"/>
-          <w:sz w:val="23"/>
-        </w:rPr>
-        <w:t>综合第 20 题五年考法几乎一模一样：先算水吸收了多少热量，再算加热时间或效率，把固定步骤练熟就是送分。</w:t>
+        <w:t>旧资料未保存足以复查的逐题题面与答案定位，2026年部分综合题表达式也留有疑问。旧“基础盘约60分”列项合计54分，且可能重复计入小问，因此撤销这个目标。</w:t>
+      </w:r>
+    </w:p>
+    <w:p>
+      <w:r>
+        <w:t>目前保留的候选记录，不等于已确认的真题事实。以后只有补齐题面、答案、来源定位和核验日期，才能重新统计频次；“尚未核实”也不代表这个考点没有考过。</w:t>
       </w:r>
     </w:p>
     <w:p>
       <w:pPr>
-        <w:shd w:val="clear" w:fill="DEEBF7"/>
-        <w:spacing w:before="240" w:after="100"/>
+        <w:pStyle w:val="Heading1"/>
       </w:pPr>
       <w:r>
-        <w:rPr>
-          <w:rFonts w:ascii="Times New Roman" w:hAnsi="Times New Roman" w:eastAsia="黑体"/>
-          <w:b/>
-          <w:color w:val="1F3A5F"/>
-          <w:sz w:val="27"/>
-        </w:rPr>
-        <w:t>三、哪些题用来拉开差距（量力而行）</w:t>
-      </w:r>
-    </w:p>
-    <w:tbl>
-      <w:tblPr>
-        <w:tblStyle w:val="TableGrid"/>
-        <w:tblW w:type="auto" w:w="0"/>
-        <w:tblLook w:firstColumn="1" w:firstRow="1" w:lastColumn="0" w:lastRow="0" w:noHBand="0" w:noVBand="1" w:val="04A0"/>
-      </w:tblPr>
-      <w:tblGrid>
-        <w:gridCol w:w="2466"/>
-        <w:gridCol w:w="2466"/>
-        <w:gridCol w:w="2466"/>
-        <w:gridCol w:w="2466"/>
-      </w:tblGrid>
-      <w:tr>
-        <w:trPr>
-          <w:tblHeader w:val="true"/>
-        </w:trPr>
-        <w:tc>
-          <w:tcPr>
-            <w:tcW w:type="dxa" w:w="2466"/>
-            <w:shd w:val="clear" w:fill="1F4E79"/>
-          </w:tcPr>
-          <w:p>
-            <w:pPr>
-              <w:spacing w:after="20"/>
-            </w:pPr>
-            <w:r/>
-            <w:r>
-              <w:rPr>
-                <w:rFonts w:ascii="Times New Roman" w:hAnsi="Times New Roman" w:eastAsia="黑体"/>
-                <w:b/>
-                <w:color w:val="FFFFFF"/>
-                <w:sz w:val="21"/>
-              </w:rPr>
-              <w:t>位置</w:t>
-            </w:r>
-          </w:p>
-        </w:tc>
-        <w:tc>
-          <w:tcPr>
-            <w:tcW w:type="dxa" w:w="2466"/>
-            <w:shd w:val="clear" w:fill="1F4E79"/>
-          </w:tcPr>
-          <w:p>
-            <w:pPr>
-              <w:spacing w:after="20"/>
-            </w:pPr>
-            <w:r/>
-            <w:r>
-              <w:rPr>
-                <w:rFonts w:ascii="Times New Roman" w:hAnsi="Times New Roman" w:eastAsia="黑体"/>
-                <w:b/>
-                <w:color w:val="FFFFFF"/>
-                <w:sz w:val="21"/>
-              </w:rPr>
-              <w:t>考什么</w:t>
-            </w:r>
-          </w:p>
-        </w:tc>
-        <w:tc>
-          <w:tcPr>
-            <w:tcW w:type="dxa" w:w="2466"/>
-            <w:shd w:val="clear" w:fill="1F4E79"/>
-          </w:tcPr>
-          <w:p>
-            <w:pPr>
-              <w:spacing w:after="20"/>
-            </w:pPr>
-            <w:r/>
-            <w:r>
-              <w:rPr>
-                <w:rFonts w:ascii="Times New Roman" w:hAnsi="Times New Roman" w:eastAsia="黑体"/>
-                <w:b/>
-                <w:color w:val="FFFFFF"/>
-                <w:sz w:val="21"/>
-              </w:rPr>
-              <w:t>分值</w:t>
-            </w:r>
-          </w:p>
-        </w:tc>
-        <w:tc>
-          <w:tcPr>
-            <w:tcW w:type="dxa" w:w="2466"/>
-            <w:shd w:val="clear" w:fill="1F4E79"/>
-          </w:tcPr>
-          <w:p>
-            <w:pPr>
-              <w:spacing w:after="20"/>
-            </w:pPr>
-            <w:r/>
-            <w:r>
-              <w:rPr>
-                <w:rFonts w:ascii="Times New Roman" w:hAnsi="Times New Roman" w:eastAsia="黑体"/>
-                <w:b/>
-                <w:color w:val="FFFFFF"/>
-                <w:sz w:val="21"/>
-              </w:rPr>
-              <w:t>建议</w:t>
-            </w:r>
-          </w:p>
-        </w:tc>
-      </w:tr>
-      <w:tr>
-        <w:tc>
-          <w:tcPr>
-            <w:tcW w:type="dxa" w:w="2466"/>
-          </w:tcPr>
-          <w:p>
-            <w:pPr>
-              <w:spacing w:after="20"/>
-            </w:pPr>
-            <w:r>
-              <w:rPr>
-                <w:rFonts w:ascii="Times New Roman" w:hAnsi="Times New Roman" w:eastAsia="宋体"/>
-                <w:b w:val="0"/>
-                <w:sz w:val="21"/>
-              </w:rPr>
-              <w:t>多选第 13 题</w:t>
-            </w:r>
-          </w:p>
-        </w:tc>
-        <w:tc>
-          <w:tcPr>
-            <w:tcW w:type="dxa" w:w="2466"/>
-          </w:tcPr>
-          <w:p>
-            <w:pPr>
-              <w:spacing w:after="20"/>
-            </w:pPr>
-            <w:r>
-              <w:rPr>
-                <w:rFonts w:ascii="Times New Roman" w:hAnsi="Times New Roman" w:eastAsia="宋体"/>
-                <w:b w:val="0"/>
-                <w:sz w:val="21"/>
-              </w:rPr>
-              <w:t>浮力或电学综合判断</w:t>
-            </w:r>
-          </w:p>
-        </w:tc>
-        <w:tc>
-          <w:tcPr>
-            <w:tcW w:type="dxa" w:w="2466"/>
-          </w:tcPr>
-          <w:p>
-            <w:pPr>
-              <w:spacing w:after="20"/>
-            </w:pPr>
-            <w:r>
-              <w:rPr>
-                <w:rFonts w:ascii="Times New Roman" w:hAnsi="Times New Roman" w:eastAsia="宋体"/>
-                <w:b w:val="0"/>
-                <w:sz w:val="21"/>
-              </w:rPr>
-              <w:t>3 分</w:t>
-            </w:r>
-          </w:p>
-        </w:tc>
-        <w:tc>
-          <w:tcPr>
-            <w:tcW w:type="dxa" w:w="2466"/>
-          </w:tcPr>
-          <w:p>
-            <w:pPr>
-              <w:spacing w:after="20"/>
-            </w:pPr>
-            <w:r>
-              <w:rPr>
-                <w:rFonts w:ascii="Times New Roman" w:hAnsi="Times New Roman" w:eastAsia="宋体"/>
-                <w:b w:val="0"/>
-                <w:sz w:val="21"/>
-              </w:rPr>
-              <w:t>较难，拿不准就少选</w:t>
-            </w:r>
-          </w:p>
-        </w:tc>
-      </w:tr>
-      <w:tr>
-        <w:tc>
-          <w:tcPr>
-            <w:tcW w:type="dxa" w:w="2466"/>
-          </w:tcPr>
-          <w:p>
-            <w:pPr>
-              <w:spacing w:after="20"/>
-            </w:pPr>
-            <w:r>
-              <w:rPr>
-                <w:rFonts w:ascii="Times New Roman" w:hAnsi="Times New Roman" w:eastAsia="宋体"/>
-                <w:b w:val="0"/>
-                <w:sz w:val="21"/>
-              </w:rPr>
-              <w:t>综合第 24 题</w:t>
-            </w:r>
-          </w:p>
-        </w:tc>
-        <w:tc>
-          <w:tcPr>
-            <w:tcW w:type="dxa" w:w="2466"/>
-          </w:tcPr>
-          <w:p>
-            <w:pPr>
-              <w:spacing w:after="20"/>
-            </w:pPr>
-            <w:r>
-              <w:rPr>
-                <w:rFonts w:ascii="Times New Roman" w:hAnsi="Times New Roman" w:eastAsia="宋体"/>
-                <w:b w:val="0"/>
-                <w:sz w:val="21"/>
-              </w:rPr>
-              <w:t>测密度（各种特殊方法）</w:t>
-            </w:r>
-          </w:p>
-        </w:tc>
-        <w:tc>
-          <w:tcPr>
-            <w:tcW w:type="dxa" w:w="2466"/>
-          </w:tcPr>
-          <w:p>
-            <w:pPr>
-              <w:spacing w:after="20"/>
-            </w:pPr>
-            <w:r>
-              <w:rPr>
-                <w:rFonts w:ascii="Times New Roman" w:hAnsi="Times New Roman" w:eastAsia="宋体"/>
-                <w:b w:val="0"/>
-                <w:sz w:val="21"/>
-              </w:rPr>
-              <w:t>6 分</w:t>
-            </w:r>
-          </w:p>
-        </w:tc>
-        <w:tc>
-          <w:tcPr>
-            <w:tcW w:type="dxa" w:w="2466"/>
-          </w:tcPr>
-          <w:p>
-            <w:pPr>
-              <w:spacing w:after="20"/>
-            </w:pPr>
-            <w:r>
-              <w:rPr>
-                <w:rFonts w:ascii="Times New Roman" w:hAnsi="Times New Roman" w:eastAsia="宋体"/>
-                <w:b w:val="0"/>
-                <w:sz w:val="21"/>
-              </w:rPr>
-              <w:t>方法多、变化多</w:t>
-            </w:r>
-          </w:p>
-        </w:tc>
-      </w:tr>
-      <w:tr>
-        <w:tc>
-          <w:tcPr>
-            <w:tcW w:type="dxa" w:w="2466"/>
-          </w:tcPr>
-          <w:p>
-            <w:pPr>
-              <w:spacing w:after="20"/>
-            </w:pPr>
-            <w:r>
-              <w:rPr>
-                <w:rFonts w:ascii="Times New Roman" w:hAnsi="Times New Roman" w:eastAsia="宋体"/>
-                <w:b w:val="0"/>
-                <w:sz w:val="21"/>
-              </w:rPr>
-              <w:t>综合第 25 题</w:t>
-            </w:r>
-          </w:p>
-        </w:tc>
-        <w:tc>
-          <w:tcPr>
-            <w:tcW w:type="dxa" w:w="2466"/>
-          </w:tcPr>
-          <w:p>
-            <w:pPr>
-              <w:spacing w:after="20"/>
-            </w:pPr>
-            <w:r>
-              <w:rPr>
-                <w:rFonts w:ascii="Times New Roman" w:hAnsi="Times New Roman" w:eastAsia="宋体"/>
-                <w:b w:val="0"/>
-                <w:sz w:val="21"/>
-              </w:rPr>
-              <w:t>浮力、浮力秤或电学综合设计</w:t>
-            </w:r>
-          </w:p>
-        </w:tc>
-        <w:tc>
-          <w:tcPr>
-            <w:tcW w:type="dxa" w:w="2466"/>
-          </w:tcPr>
-          <w:p>
-            <w:pPr>
-              <w:spacing w:after="20"/>
-            </w:pPr>
-            <w:r>
-              <w:rPr>
-                <w:rFonts w:ascii="Times New Roman" w:hAnsi="Times New Roman" w:eastAsia="宋体"/>
-                <w:b w:val="0"/>
-                <w:sz w:val="21"/>
-              </w:rPr>
-              <w:t>6 分</w:t>
-            </w:r>
-          </w:p>
-        </w:tc>
-        <w:tc>
-          <w:tcPr>
-            <w:tcW w:type="dxa" w:w="2466"/>
-          </w:tcPr>
-          <w:p>
-            <w:pPr>
-              <w:spacing w:after="20"/>
-            </w:pPr>
-            <w:r>
-              <w:rPr>
-                <w:rFonts w:ascii="Times New Roman" w:hAnsi="Times New Roman" w:eastAsia="宋体"/>
-                <w:b w:val="0"/>
-                <w:sz w:val="21"/>
-              </w:rPr>
-              <w:t>全卷压轴，第一问可争取</w:t>
-            </w:r>
-          </w:p>
-        </w:tc>
-      </w:tr>
-    </w:tbl>
-    <w:p>
-      <w:r>
-        <w:rPr>
-          <w:rFonts w:ascii="Times New Roman" w:hAnsi="Times New Roman" w:eastAsia="宋体"/>
-          <w:b w:val="0"/>
-          <w:sz w:val="23"/>
-        </w:rPr>
-        <w:t>这些题的第一问通常能上手，先把能拿的分拿到，复杂推导量力而行。</w:t>
-      </w:r>
-    </w:p>
-    <w:p>
-      <w:pPr>
-        <w:shd w:val="clear" w:fill="DEEBF7"/>
-        <w:spacing w:before="240" w:after="100"/>
-      </w:pPr>
-      <w:r>
-        <w:rPr>
-          <w:rFonts w:ascii="Times New Roman" w:hAnsi="Times New Roman" w:eastAsia="黑体"/>
-          <w:b/>
-          <w:color w:val="1F3A5F"/>
-          <w:sz w:val="27"/>
-        </w:rPr>
-        <w:t>四、这几年出题的新动向</w:t>
-      </w:r>
-    </w:p>
-    <w:p>
-      <w:pPr>
-        <w:spacing w:after="60"/>
-        <w:ind w:left="340"/>
-      </w:pPr>
-      <w:r>
-        <w:rPr>
-          <w:rFonts w:ascii="Times New Roman" w:hAnsi="Times New Roman" w:eastAsia="宋体"/>
-          <w:b w:val="0"/>
-          <w:sz w:val="23"/>
-        </w:rPr>
-        <w:t>（1）“浮力秤”连续考：2025 考浮力秤，2026 升级成“电子浮力秤”（浮力加电路），是最新热点，要重点练。</w:t>
-      </w:r>
-    </w:p>
-    <w:p>
-      <w:pPr>
-        <w:spacing w:after="60"/>
-        <w:ind w:left="340"/>
-      </w:pPr>
-      <w:r>
-        <w:rPr>
-          <w:rFonts w:ascii="Times New Roman" w:hAnsi="Times New Roman" w:eastAsia="宋体"/>
-          <w:b w:val="0"/>
-          <w:sz w:val="23"/>
-        </w:rPr>
-        <w:t>（2）实验探究很固定：综合第 23 题年年考“控制变量法”，只是探究对象年年换（摩擦、压强、电流、动能等），把方法学会就能以不变应万变。</w:t>
-      </w:r>
-    </w:p>
-    <w:p>
-      <w:pPr>
-        <w:spacing w:after="60"/>
-        <w:ind w:left="340"/>
-      </w:pPr>
-      <w:r>
-        <w:rPr>
-          <w:rFonts w:ascii="Times New Roman" w:hAnsi="Times New Roman" w:eastAsia="宋体"/>
-          <w:b w:val="0"/>
-          <w:sz w:val="23"/>
-        </w:rPr>
-        <w:t>（3）传统文化和天津本地素材多：日晷、桔槔、圭表、孔明灯，以及天津之眼、长芦盐场等，包装不同、原理不变。</w:t>
-      </w:r>
-    </w:p>
-    <w:p>
-      <w:pPr>
-        <w:spacing w:after="60"/>
-        <w:ind w:left="340"/>
-      </w:pPr>
-      <w:r>
-        <w:rPr>
-          <w:rFonts w:ascii="Times New Roman" w:hAnsi="Times New Roman" w:eastAsia="宋体"/>
-          <w:b w:val="0"/>
-          <w:sz w:val="23"/>
-        </w:rPr>
-        <w:t>（4）整体稳定：考点和位置五年基本没变。</w:t>
-      </w:r>
-    </w:p>
-    <w:p>
-      <w:pPr>
-        <w:shd w:val="clear" w:fill="DEEBF7"/>
-        <w:spacing w:before="240" w:after="100"/>
-      </w:pPr>
-      <w:r>
-        <w:rPr>
-          <w:rFonts w:ascii="Times New Roman" w:hAnsi="Times New Roman" w:eastAsia="黑体"/>
-          <w:b/>
-          <w:color w:val="1F3A5F"/>
-          <w:sz w:val="27"/>
-        </w:rPr>
-        <w:t>五、给您的补习建议</w:t>
-      </w:r>
-    </w:p>
-    <w:p>
-      <w:pPr>
-        <w:spacing w:after="60"/>
-        <w:ind w:left="340"/>
-      </w:pPr>
-      <w:r>
-        <w:rPr>
-          <w:rFonts w:ascii="Times New Roman" w:hAnsi="Times New Roman" w:eastAsia="宋体"/>
-          <w:b w:val="0"/>
-          <w:sz w:val="23"/>
-        </w:rPr>
-        <w:t>（1）第一步稳基础盘（约 60 分）：单选前 7 题、多选第 11 题、填空基础空、综合第 20 题，以及 21、22 题的基础实验，先练熟。</w:t>
-      </w:r>
-    </w:p>
-    <w:p>
-      <w:pPr>
-        <w:spacing w:after="60"/>
-        <w:ind w:left="340"/>
-      </w:pPr>
-      <w:r>
-        <w:rPr>
-          <w:rFonts w:ascii="Times New Roman" w:hAnsi="Times New Roman" w:eastAsia="宋体"/>
-          <w:b w:val="0"/>
-          <w:sz w:val="23"/>
-        </w:rPr>
-        <w:t>（2）第二步争取中档分：综合第 23 题实验探究拿全，多选第 12 题谨慎拿分。</w:t>
-      </w:r>
-    </w:p>
-    <w:p>
-      <w:pPr>
-        <w:spacing w:after="60"/>
-        <w:ind w:left="340"/>
-      </w:pPr>
-      <w:r>
-        <w:rPr>
-          <w:rFonts w:ascii="Times New Roman" w:hAnsi="Times New Roman" w:eastAsia="宋体"/>
-          <w:b w:val="0"/>
-          <w:sz w:val="23"/>
-        </w:rPr>
-        <w:t>（3）难题量力而行：多选第 13 题、综合第 24、25 题，第一问争取、后两问不强求。</w:t>
-      </w:r>
-    </w:p>
-    <w:p>
-      <w:pPr>
-        <w:spacing w:after="60"/>
-        <w:ind w:left="340"/>
-      </w:pPr>
-      <w:r>
-        <w:rPr>
-          <w:rFonts w:ascii="Times New Roman" w:hAnsi="Times New Roman" w:eastAsia="宋体"/>
-          <w:b w:val="0"/>
-          <w:sz w:val="23"/>
-        </w:rPr>
-        <w:t>（4）物理要“懂原理、套模型”：把受力分析、电路分析两个基本功练扎实，多数题都能归到固定模型里；多选题一定记住“宁缺毋滥”。</w:t>
+        <w:t>五 按错题安排练习</w:t>
       </w:r>
     </w:p>
     <w:p>
       <w:r>
-        <w:rPr>
-          <w:rFonts w:ascii="Times New Roman" w:hAnsi="Times New Roman" w:eastAsia="宋体"/>
-          <w:b w:val="0"/>
-          <w:sz w:val="23"/>
-        </w:rPr>
-        <w:t>总的来说，天津中考物理考点稳定、套路清晰。孩子只要把基础题和固定实验拿稳，再逐步攻克中档题，成绩就能稳步往上走。咱们一步一步来。</w:t>
+        <w:t>先选少量近期错题，区分是概念不清、计算错误、读题遗漏还是步骤表达不完整。每次集中解决一个问题，再用同类题检查是否会独立完成。基础稳定后逐步增加综合度，练习目标由实际表现调整。</w:t>
       </w:r>
     </w:p>
     <w:sectPr>
       <w:pgSz w:w="11906" w:h="16838"/>
-      <w:pgMar w:top="1020" w:right="1020" w:bottom="1020" w:left="1020" w:header="720" w:footer="720" w:gutter="0"/>
+      <w:pgMar w:top="907" w:right="850" w:bottom="907" w:left="850" w:header="720" w:footer="720" w:gutter="0"/>
       <w:cols w:space="720"/>
       <w:docGrid w:linePitch="360"/>
     </w:sectPr>
@@ -1973,11 +891,12 @@
     <w:qFormat/>
     <w:rsid w:val="00FC693F"/>
     <w:pPr>
-      <w:spacing w:line="300" w:lineRule="auto" w:after="80"/>
+      <w:spacing w:after="80" w:line="252" w:lineRule="auto"/>
     </w:pPr>
     <w:rPr>
-      <w:rFonts w:ascii="Times New Roman" w:hAnsi="Times New Roman" w:eastAsia="宋体"/>
-      <w:sz w:val="23"/>
+      <w:rFonts w:ascii="Noto Sans CJK SC" w:hAnsi="Noto Sans CJK SC" w:eastAsia="Noto Sans CJK SC"/>
+      <w:color w:val="000000"/>
+      <w:sz w:val="20"/>
     </w:rPr>
   </w:style>
   <w:style w:type="paragraph" w:styleId="Header">
@@ -2035,14 +954,14 @@
     <w:pPr>
       <w:keepNext/>
       <w:keepLines/>
-      <w:spacing w:before="480" w:after="0"/>
+      <w:spacing w:before="160" w:after="80" w:line="269" w:lineRule="auto"/>
       <w:outlineLvl w:val="0"/>
     </w:pPr>
     <w:rPr>
-      <w:rFonts w:asciiTheme="majorHAnsi" w:eastAsiaTheme="majorEastAsia" w:hAnsiTheme="majorHAnsi" w:cstheme="majorBidi"/>
+      <w:rFonts w:asciiTheme="majorHAnsi" w:eastAsiaTheme="majorEastAsia" w:hAnsiTheme="majorHAnsi" w:cstheme="majorBidi" w:ascii="Noto Sans CJK SC" w:hAnsi="Noto Sans CJK SC" w:eastAsia="Noto Sans CJK SC"/>
       <w:b/>
       <w:bCs/>
-      <w:color w:val="365F91" w:themeColor="accent1" w:themeShade="BF"/>
+      <w:color w:val="000000"/>
       <w:sz w:val="28"/>
       <w:szCs w:val="28"/>
     </w:rPr>
@@ -2059,14 +978,14 @@
     <w:pPr>
       <w:keepNext/>
       <w:keepLines/>
-      <w:spacing w:before="200" w:after="0"/>
+      <w:spacing w:before="200" w:after="100" w:line="269" w:lineRule="auto"/>
       <w:outlineLvl w:val="1"/>
     </w:pPr>
     <w:rPr>
-      <w:rFonts w:asciiTheme="majorHAnsi" w:eastAsiaTheme="majorEastAsia" w:hAnsiTheme="majorHAnsi" w:cstheme="majorBidi"/>
+      <w:rFonts w:asciiTheme="majorHAnsi" w:eastAsiaTheme="majorEastAsia" w:hAnsiTheme="majorHAnsi" w:cstheme="majorBidi" w:ascii="Noto Sans CJK SC" w:hAnsi="Noto Sans CJK SC" w:eastAsia="Noto Sans CJK SC"/>
       <w:b/>
       <w:bCs/>
-      <w:color w:val="4F81BD" w:themeColor="accent1"/>
+      <w:color w:val="000000"/>
       <w:sz w:val="26"/>
       <w:szCs w:val="26"/>
     </w:rPr>
@@ -2083,14 +1002,15 @@
     <w:pPr>
       <w:keepNext/>
       <w:keepLines/>
-      <w:spacing w:before="200" w:after="0"/>
+      <w:spacing w:before="200" w:after="100" w:line="269" w:lineRule="auto"/>
       <w:outlineLvl w:val="2"/>
     </w:pPr>
     <w:rPr>
-      <w:rFonts w:asciiTheme="majorHAnsi" w:eastAsiaTheme="majorEastAsia" w:hAnsiTheme="majorHAnsi" w:cstheme="majorBidi"/>
+      <w:rFonts w:asciiTheme="majorHAnsi" w:eastAsiaTheme="majorEastAsia" w:hAnsiTheme="majorHAnsi" w:cstheme="majorBidi" w:ascii="Noto Sans CJK SC" w:hAnsi="Noto Sans CJK SC" w:eastAsia="Noto Sans CJK SC"/>
       <w:b/>
       <w:bCs/>
-      <w:color w:val="4F81BD" w:themeColor="accent1"/>
+      <w:color w:val="000000"/>
+      <w:sz w:val="22"/>
     </w:rPr>
   </w:style>
   <w:style w:type="paragraph" w:styleId="Heading4">
@@ -2321,18 +1241,15 @@
     <w:qFormat/>
     <w:rsid w:val="00FC693F"/>
     <w:pPr>
-      <w:pBdr>
-        <w:bottom w:val="single" w:sz="8" w:space="4" w:color="4F81BD" w:themeColor="accent1"/>
-      </w:pBdr>
-      <w:spacing w:after="300" w:line="240" w:lineRule="auto"/>
+      <w:spacing w:after="100" w:line="269" w:lineRule="auto"/>
       <w:contextualSpacing/>
     </w:pPr>
     <w:rPr>
-      <w:rFonts w:asciiTheme="majorHAnsi" w:eastAsiaTheme="majorEastAsia" w:hAnsiTheme="majorHAnsi" w:cstheme="majorBidi"/>
-      <w:color w:val="17365D" w:themeColor="text2" w:themeShade="BF"/>
+      <w:rFonts w:asciiTheme="majorHAnsi" w:eastAsiaTheme="majorEastAsia" w:hAnsiTheme="majorHAnsi" w:cstheme="majorBidi" w:ascii="Noto Sans CJK SC" w:hAnsi="Noto Sans CJK SC" w:eastAsia="Noto Sans CJK SC"/>
+      <w:color w:val="000000"/>
       <w:spacing w:val="5"/>
       <w:kern w:val="28"/>
-      <w:sz w:val="52"/>
+      <w:sz w:val="36"/>
       <w:szCs w:val="52"/>
     </w:rPr>
   </w:style>
@@ -2808,9 +1725,6 @@
     <w:qFormat/>
     <w:rsid w:val="00FC693F"/>
     <w:pPr>
-      <w:pBdr>
-        <w:bottom w:val="single" w:sz="4" w:space="4" w:color="4F81BD" w:themeColor="accent1"/>
-      </w:pBdr>
       <w:spacing w:before="200" w:after="280"/>
       <w:ind w:left="936" w:right="936"/>
     </w:pPr>

--- a/真题考点/天津/家长版/天津中考物理_给家长的备考说明_2022-2026.docx
+++ b/真题考点/天津/家长版/天津中考物理_给家长的备考说明_2022-2026.docx
@@ -12,7 +12,7 @@
     </w:p>
     <w:p>
       <w:r>
-        <w:t>2022至2026年资料核验修订  2026年10月21日</w:t>
+        <w:t>2022至2026年资料核验修订  2026年10月22日</w:t>
       </w:r>
     </w:p>
     <w:p>
@@ -496,7 +496,7 @@
     </w:p>
     <w:p>
       <w:r>
-        <w:t>旧资料未保存足以复查的逐题题面与答案定位，2026年部分综合题表达式也留有疑问。旧“基础盘约60分”列项合计54分，且可能重复计入小问，因此撤销这个目标。</w:t>
+        <w:t>2022年25题已逐题核对第三方转载的扫描卷和答案。第7题的大气压应用是用吸管喝饮料；第23题还考查重力势能与质量的关系，已修正。其余四年100条仍待核实，不能恢复五年频次。旧“基础盘约60分”列项合计54分且可能重复计入小问，不能作为得分保证。</w:t>
       </w:r>
     </w:p>
     <w:p>

--- a/真题考点/天津/家长版/天津中考物理_给家长的备考说明_2022-2026.docx
+++ b/真题考点/天津/家长版/天津中考物理_给家长的备考说明_2022-2026.docx
@@ -496,7 +496,7 @@
     </w:p>
     <w:p>
       <w:r>
-        <w:t>2022年25题已逐题核对第三方转载的扫描卷和答案。第7题的大气压应用是用吸管喝饮料；第23题还考查重力势能与质量的关系，已修正。其余四年100条仍待核实，不能恢复五年频次。旧“基础盘约60分”列项合计54分且可能重复计入小问，不能作为得分保证。</w:t>
+        <w:t>2022年和2023年共50题已逐题核对第三方转载的扫描卷和答案。2022年第7题的大气压应用、第23题的质量因素已修正。2023年第22题已说明短路与参与并联的电阻，第24题保留电源电压“约30V”的估计条件，实际值要由测量求出。其余三年75条仍待核实，不能恢复五年频次。旧“基础盘约60分”列项合计54分且可能重复计入小问，不能作为得分保证。</w:t>
       </w:r>
     </w:p>
     <w:p>
